--- a/워드/D2_학생용_워크북.docx
+++ b/워드/D2_학생용_워크북.docx
@@ -2873,7 +2873,7 @@
           <w:b w:val="0"/>
           <w:sz w:val="20"/>
         </w:rPr>
-        <w:t>☐  질문 5개를 받았다</w:t>
+        <w:t>☐  AI가 준 질문을 기록 칸에 붙여넣었다</w:t>
       </w:r>
     </w:p>
     <w:p>
@@ -2887,7 +2887,7 @@
           <w:b w:val="0"/>
           <w:sz w:val="20"/>
         </w:rPr>
-        <w:t>☐  ‘무엇이 더 중요한가’ 같은 질문이 있다</w:t>
+        <w:t>☐  ‘무엇이 더 중요한가’ 같은 질문이 있는지 확인했다 (없으면 다시 요청했다)</w:t>
       </w:r>
     </w:p>
     <w:p>
@@ -4105,7 +4105,7 @@
           <w:b w:val="0"/>
           <w:sz w:val="20"/>
         </w:rPr>
-        <w:t>☐  기준 10개를 받았다</w:t>
+        <w:t>☐  기준 10개를 받아 읽어 보았다</w:t>
       </w:r>
     </w:p>
     <w:p>
@@ -4119,7 +4119,7 @@
           <w:b w:val="0"/>
           <w:sz w:val="20"/>
         </w:rPr>
-        <w:t>☐  숫자/느낌으로 나뉘어 있다</w:t>
+        <w:t>☐  숫자/느낌으로 나뉘어 있는지 확인했다 (아니면 다시 요청했다)</w:t>
       </w:r>
     </w:p>
     <w:p>
@@ -4133,7 +4133,7 @@
           <w:b w:val="0"/>
           <w:sz w:val="20"/>
         </w:rPr>
-        <w:t>☐  내가 말하지 않은 기준이 들어 있다</w:t>
+        <w:t>☐  내가 말하지 않은 기준이 섞여 있는지 찾아보았다 (있으면 뺄지 말지 내가 정했다)</w:t>
       </w:r>
     </w:p>
     <w:p>
@@ -5803,7 +5803,7 @@
           <w:b w:val="0"/>
           <w:sz w:val="20"/>
         </w:rPr>
-        <w:t>☐  표에 내가 고른 기준 3개만 있다</w:t>
+        <w:t>☐  표에 내가 고른 기준 3개만 있는지 확인했다 (다른 것이 섞였으면 빼 달라고 요청했다)</w:t>
       </w:r>
     </w:p>
     <w:p>
@@ -5817,7 +5817,7 @@
           <w:b w:val="0"/>
           <w:sz w:val="20"/>
         </w:rPr>
-        <w:t>☐  모르는 값이 ‘확인 필요’로 되어 있다</w:t>
+        <w:t>☐  모르는 값이 ‘확인 필요’로 되어 있는지 확인했다 (아니면 다시 요청했다)</w:t>
       </w:r>
     </w:p>
     <w:p>
@@ -5845,7 +5845,7 @@
           <w:b w:val="0"/>
           <w:sz w:val="20"/>
         </w:rPr>
-        <w:t>☐  ‘내가 직접 확인해야 할 것’ 목록을 받았다</w:t>
+        <w:t>☐  ‘내가 직접 확인해야 할 것’ 목록을 받아 읽어 보았다</w:t>
       </w:r>
     </w:p>
     <w:p>

--- a/워드/D2_학생용_워크북.docx
+++ b/워드/D2_학생용_워크북.docx
@@ -2179,6 +2179,81 @@
         <w:t>▷ 기록 — AI가 짚은 ‘가장 크게 갈릴 지점’을 붙여넣으세요</w:t>
       </w:r>
     </w:p>
+    <w:p>
+      <w:pPr>
+        <w:spacing w:before="0" w:after="0"/>
+        <w:ind w:left="170"/>
+      </w:pPr>
+      <w:r>
+        <w:rPr>
+          <w:rFonts w:ascii="맑은 고딕" w:hAnsi="맑은 고딕" w:eastAsia="맑은 고딕"/>
+          <w:b w:val="0"/>
+          <w:color w:val="9AA4B2"/>
+          <w:sz w:val="18"/>
+        </w:rPr>
+        <w:t>가장 크게 갈릴 지점은</w:t>
+      </w:r>
+    </w:p>
+    <w:p>
+      <w:pPr>
+        <w:spacing w:before="0" w:after="0"/>
+        <w:ind w:left="170"/>
+      </w:pPr>
+      <w:r>
+        <w:rPr>
+          <w:rFonts w:ascii="맑은 고딕" w:hAnsi="맑은 고딕" w:eastAsia="맑은 고딕"/>
+          <w:b w:val="0"/>
+          <w:color w:val="9AA4B2"/>
+          <w:sz w:val="18"/>
+        </w:rPr>
+        <w:t xml:space="preserve">→ </w:t>
+      </w:r>
+    </w:p>
+    <w:p>
+      <w:pPr>
+        <w:spacing w:before="0" w:after="0"/>
+        <w:ind w:left="170"/>
+      </w:pPr>
+      <w:r>
+        <w:rPr>
+          <w:rFonts w:ascii="맑은 고딕" w:hAnsi="맑은 고딕" w:eastAsia="맑은 고딕"/>
+          <w:b w:val="0"/>
+          <w:color w:val="9AA4B2"/>
+          <w:sz w:val="18"/>
+        </w:rPr>
+        <w:t xml:space="preserve"> </w:t>
+      </w:r>
+    </w:p>
+    <w:p>
+      <w:pPr>
+        <w:spacing w:before="0" w:after="0"/>
+        <w:ind w:left="170"/>
+      </w:pPr>
+      <w:r>
+        <w:rPr>
+          <w:rFonts w:ascii="맑은 고딕" w:hAnsi="맑은 고딕" w:eastAsia="맑은 고딕"/>
+          <w:b w:val="0"/>
+          <w:color w:val="9AA4B2"/>
+          <w:sz w:val="18"/>
+        </w:rPr>
+        <w:t>AI가 되물어 온 것 :</w:t>
+      </w:r>
+    </w:p>
+    <w:p>
+      <w:pPr>
+        <w:spacing w:before="0" w:after="0"/>
+        <w:ind w:left="170"/>
+      </w:pPr>
+      <w:r>
+        <w:rPr>
+          <w:rFonts w:ascii="맑은 고딕" w:hAnsi="맑은 고딕" w:eastAsia="맑은 고딕"/>
+          <w:b w:val="0"/>
+          <w:color w:val="9AA4B2"/>
+          <w:sz w:val="18"/>
+        </w:rPr>
+        <w:t>→ 내 답 :</w:t>
+      </w:r>
+    </w:p>
     <w:tbl>
       <w:tblPr>
         <w:tblW w:type="auto" w:w="0"/>
@@ -2190,7 +2265,7 @@
       </w:tblGrid>
       <w:tr>
         <w:trPr>
-          <w:trHeight w:hRule="atLeast" w:val="2041"/>
+          <w:trHeight w:hRule="atLeast" w:val="1049"/>
         </w:trPr>
         <w:tc>
           <w:tcPr>
@@ -2810,6 +2885,36 @@
         <w:t>5.</w:t>
       </w:r>
     </w:p>
+    <w:p>
+      <w:pPr>
+        <w:spacing w:before="0" w:after="0"/>
+        <w:ind w:left="170"/>
+      </w:pPr>
+      <w:r>
+        <w:rPr>
+          <w:rFonts w:ascii="맑은 고딕" w:hAnsi="맑은 고딕" w:eastAsia="맑은 고딕"/>
+          <w:b w:val="0"/>
+          <w:color w:val="9AA4B2"/>
+          <w:sz w:val="18"/>
+        </w:rPr>
+        <w:t xml:space="preserve"> </w:t>
+      </w:r>
+    </w:p>
+    <w:p>
+      <w:pPr>
+        <w:spacing w:before="0" w:after="0"/>
+        <w:ind w:left="170"/>
+      </w:pPr>
+      <w:r>
+        <w:rPr>
+          <w:rFonts w:ascii="맑은 고딕" w:hAnsi="맑은 고딕" w:eastAsia="맑은 고딕"/>
+          <w:b w:val="0"/>
+          <w:color w:val="9AA4B2"/>
+          <w:sz w:val="18"/>
+        </w:rPr>
+        <w:t>→ 이 중에서 내가 바로 답하기 어려운 것 :</w:t>
+      </w:r>
+    </w:p>
     <w:tbl>
       <w:tblPr>
         <w:tblW w:type="auto" w:w="0"/>
@@ -2821,7 +2926,7 @@
       </w:tblGrid>
       <w:tr>
         <w:trPr>
-          <w:trHeight w:hRule="atLeast" w:val="1049"/>
+          <w:trHeight w:hRule="atLeast" w:val="680"/>
         </w:trPr>
         <w:tc>
           <w:tcPr>
@@ -3459,7 +3564,7 @@
           <w:color w:val="9AA4B2"/>
           <w:sz w:val="18"/>
         </w:rPr>
-        <w:t>1) …</w:t>
+        <w:t>1)</w:t>
       </w:r>
     </w:p>
     <w:p>
@@ -3474,7 +3579,97 @@
           <w:color w:val="9AA4B2"/>
           <w:sz w:val="18"/>
         </w:rPr>
-        <w:t>2) …</w:t>
+        <w:t>2)</w:t>
+      </w:r>
+    </w:p>
+    <w:p>
+      <w:pPr>
+        <w:spacing w:before="0" w:after="0"/>
+        <w:ind w:left="170"/>
+      </w:pPr>
+      <w:r>
+        <w:rPr>
+          <w:rFonts w:ascii="맑은 고딕" w:hAnsi="맑은 고딕" w:eastAsia="맑은 고딕"/>
+          <w:b w:val="0"/>
+          <w:color w:val="9AA4B2"/>
+          <w:sz w:val="18"/>
+        </w:rPr>
+        <w:t>3)</w:t>
+      </w:r>
+    </w:p>
+    <w:p>
+      <w:pPr>
+        <w:spacing w:before="0" w:after="0"/>
+        <w:ind w:left="170"/>
+      </w:pPr>
+      <w:r>
+        <w:rPr>
+          <w:rFonts w:ascii="맑은 고딕" w:hAnsi="맑은 고딕" w:eastAsia="맑은 고딕"/>
+          <w:b w:val="0"/>
+          <w:color w:val="9AA4B2"/>
+          <w:sz w:val="18"/>
+        </w:rPr>
+        <w:t>4)</w:t>
+      </w:r>
+    </w:p>
+    <w:p>
+      <w:pPr>
+        <w:spacing w:before="0" w:after="0"/>
+        <w:ind w:left="170"/>
+      </w:pPr>
+      <w:r>
+        <w:rPr>
+          <w:rFonts w:ascii="맑은 고딕" w:hAnsi="맑은 고딕" w:eastAsia="맑은 고딕"/>
+          <w:b w:val="0"/>
+          <w:color w:val="9AA4B2"/>
+          <w:sz w:val="18"/>
+        </w:rPr>
+        <w:t>5)</w:t>
+      </w:r>
+    </w:p>
+    <w:p>
+      <w:pPr>
+        <w:spacing w:before="0" w:after="0"/>
+        <w:ind w:left="170"/>
+      </w:pPr>
+      <w:r>
+        <w:rPr>
+          <w:rFonts w:ascii="맑은 고딕" w:hAnsi="맑은 고딕" w:eastAsia="맑은 고딕"/>
+          <w:b w:val="0"/>
+          <w:color w:val="9AA4B2"/>
+          <w:sz w:val="18"/>
+        </w:rPr>
+        <w:t xml:space="preserve"> </w:t>
+      </w:r>
+    </w:p>
+    <w:p>
+      <w:pPr>
+        <w:spacing w:before="0" w:after="0"/>
+        <w:ind w:left="170"/>
+      </w:pPr>
+      <w:r>
+        <w:rPr>
+          <w:rFonts w:ascii="맑은 고딕" w:hAnsi="맑은 고딕" w:eastAsia="맑은 고딕"/>
+          <w:b w:val="0"/>
+          <w:color w:val="9AA4B2"/>
+          <w:sz w:val="18"/>
+        </w:rPr>
+        <w:t>→ 자료가 없어 ‘자료 없음’이라고 적은 것 :</w:t>
+      </w:r>
+    </w:p>
+    <w:p>
+      <w:pPr>
+        <w:spacing w:before="0" w:after="0"/>
+        <w:ind w:left="170"/>
+      </w:pPr>
+      <w:r>
+        <w:rPr>
+          <w:rFonts w:ascii="맑은 고딕" w:hAnsi="맑은 고딕" w:eastAsia="맑은 고딕"/>
+          <w:b w:val="0"/>
+          <w:color w:val="9AA4B2"/>
+          <w:sz w:val="18"/>
+        </w:rPr>
+        <w:t>→ AI가 알려 준 처리 방법 :</w:t>
       </w:r>
     </w:p>
     <w:tbl>
@@ -3488,7 +3683,7 @@
       </w:tblGrid>
       <w:tr>
         <w:trPr>
-          <w:trHeight w:hRule="atLeast" w:val="1644"/>
+          <w:trHeight w:hRule="atLeast" w:val="680"/>
         </w:trPr>
         <w:tc>
           <w:tcPr>
